--- a/stt_benchmarking/documents/s2t_document.docx
+++ b/stt_benchmarking/documents/s2t_document.docx
@@ -5,47 +5,799 @@
     <w:p>
       <w:pPr>
         <w:pStyle w:val="Heading2"/>
+        <w:spacing w:before="0" w:line="240" w:lineRule="auto"/>
       </w:pPr>
       <w:r>
         <w:t>Models</w:t>
       </w:r>
     </w:p>
     <w:p>
+      <w:pPr>
+        <w:spacing w:line="240" w:lineRule="auto"/>
+      </w:pPr>
       <w:r>
         <w:t>Used models</w:t>
+      </w:r>
+      <w:r>
+        <w:t>:</w:t>
       </w:r>
     </w:p>
     <w:p>
       <w:pPr>
-        <w:pStyle w:val="Heading2"/>
-      </w:pPr>
-      <w:r>
-        <w:t>Metrics</w:t>
+        <w:pStyle w:val="ListParagraph"/>
+        <w:numPr>
+          <w:ilvl w:val="0"/>
+          <w:numId w:val="1"/>
+        </w:numPr>
+        <w:spacing w:line="240" w:lineRule="auto"/>
+      </w:pPr>
+      <w:r>
+        <w:t>Fine-tuned XLSR-53 large model for speech recognition in Arabic</w:t>
       </w:r>
     </w:p>
     <w:p>
-      <w:r>
-        <w:t>Used metrics:</w:t>
-      </w:r>
+      <w:pPr>
+        <w:pStyle w:val="ListParagraph"/>
+        <w:numPr>
+          <w:ilvl w:val="1"/>
+          <w:numId w:val="1"/>
+        </w:numPr>
+        <w:spacing w:line="240" w:lineRule="auto"/>
+      </w:pPr>
+      <w:hyperlink r:id="rId6" w:history="1">
+        <w:r>
+          <w:rPr>
+            <w:rStyle w:val="Hyperlink"/>
+          </w:rPr>
+          <w:t>https://huggingface.co/jonatasgrosman/wav2vec2-large-xlsr-53-arabic</w:t>
+        </w:r>
+      </w:hyperlink>
     </w:p>
     <w:p>
       <w:pPr>
+        <w:pStyle w:val="ListParagraph"/>
+        <w:numPr>
+          <w:ilvl w:val="0"/>
+          <w:numId w:val="1"/>
+        </w:numPr>
+        <w:spacing w:line="240" w:lineRule="auto"/>
+      </w:pPr>
+      <w:r>
+        <w:t>Whispe</w:t>
+      </w:r>
+      <w:r>
+        <w:t>r</w:t>
+      </w:r>
+      <w:r>
+        <w:br/>
+        <w:t xml:space="preserve">1. </w:t>
+      </w:r>
+      <w:r>
+        <w:t>Whisper Large V2</w:t>
+      </w:r>
+    </w:p>
+    <w:p>
+      <w:pPr>
+        <w:pStyle w:val="ListParagraph"/>
+        <w:numPr>
+          <w:ilvl w:val="1"/>
+          <w:numId w:val="1"/>
+        </w:numPr>
+        <w:spacing w:line="240" w:lineRule="auto"/>
+      </w:pPr>
+      <w:hyperlink r:id="rId7" w:history="1">
+        <w:r>
+          <w:rPr>
+            <w:rStyle w:val="Hyperlink"/>
+          </w:rPr>
+          <w:t>https://huggingface.co/openai/whisper-large-v2</w:t>
+        </w:r>
+      </w:hyperlink>
+    </w:p>
+    <w:p>
+      <w:pPr>
+        <w:pStyle w:val="ListParagraph"/>
+        <w:spacing w:line="240" w:lineRule="auto"/>
+      </w:pPr>
+      <w:r>
+        <w:t>2</w:t>
+      </w:r>
+      <w:r>
+        <w:t xml:space="preserve">. </w:t>
+      </w:r>
+      <w:r>
+        <w:t>Whisper Large V</w:t>
+      </w:r>
+      <w:r>
+        <w:t>3</w:t>
+      </w:r>
+    </w:p>
+    <w:p>
+      <w:pPr>
+        <w:pStyle w:val="ListParagraph"/>
+        <w:numPr>
+          <w:ilvl w:val="1"/>
+          <w:numId w:val="1"/>
+        </w:numPr>
+        <w:spacing w:line="240" w:lineRule="auto"/>
+      </w:pPr>
+      <w:hyperlink r:id="rId8" w:history="1">
+        <w:r>
+          <w:rPr>
+            <w:rStyle w:val="Hyperlink"/>
+          </w:rPr>
+          <w:t>https://huggingface.co/openai/whisper-large-v</w:t>
+        </w:r>
+        <w:r>
+          <w:rPr>
+            <w:rStyle w:val="Hyperlink"/>
+          </w:rPr>
+          <w:t>3</w:t>
+        </w:r>
+      </w:hyperlink>
+    </w:p>
+    <w:p>
+      <w:pPr>
+        <w:pStyle w:val="ListParagraph"/>
+        <w:numPr>
+          <w:ilvl w:val="0"/>
+          <w:numId w:val="1"/>
+        </w:numPr>
+        <w:spacing w:line="240" w:lineRule="auto"/>
+      </w:pPr>
+      <w:r>
+        <w:t>SeamlessM4T v2</w:t>
+      </w:r>
+    </w:p>
+    <w:p>
+      <w:pPr>
+        <w:pStyle w:val="ListParagraph"/>
+        <w:numPr>
+          <w:ilvl w:val="1"/>
+          <w:numId w:val="1"/>
+        </w:numPr>
+        <w:spacing w:line="240" w:lineRule="auto"/>
+      </w:pPr>
+      <w:hyperlink r:id="rId9" w:history="1">
+        <w:r>
+          <w:rPr>
+            <w:rStyle w:val="Hyperlink"/>
+          </w:rPr>
+          <w:t>https://huggingface.co/facebook/seamless-m4t-v2-large</w:t>
+        </w:r>
+      </w:hyperlink>
+    </w:p>
+    <w:p>
+      <w:pPr>
+        <w:pStyle w:val="ListParagraph"/>
+        <w:numPr>
+          <w:ilvl w:val="0"/>
+          <w:numId w:val="1"/>
+        </w:numPr>
+        <w:spacing w:line="240" w:lineRule="auto"/>
+      </w:pPr>
+      <w:r>
+        <w:t>w2v-bert-2.0-arabic-4</w:t>
+      </w:r>
+    </w:p>
+    <w:p>
+      <w:pPr>
+        <w:pStyle w:val="ListParagraph"/>
+        <w:numPr>
+          <w:ilvl w:val="1"/>
+          <w:numId w:val="1"/>
+        </w:numPr>
+        <w:spacing w:line="240" w:lineRule="auto"/>
+      </w:pPr>
+      <w:hyperlink r:id="rId10" w:history="1">
+        <w:r>
+          <w:rPr>
+            <w:rStyle w:val="Hyperlink"/>
+          </w:rPr>
+          <w:t>https://huggingface.co/whitefox123/w2v-bert-2.0-arabic-4?library=transformers</w:t>
+        </w:r>
+      </w:hyperlink>
+    </w:p>
+    <w:p>
+      <w:pPr>
+        <w:pStyle w:val="ListParagraph"/>
+        <w:numPr>
+          <w:ilvl w:val="0"/>
+          <w:numId w:val="1"/>
+        </w:numPr>
+        <w:spacing w:line="240" w:lineRule="auto"/>
+      </w:pPr>
+      <w:r>
+        <w:t xml:space="preserve">NVIDIA </w:t>
+      </w:r>
+      <w:proofErr w:type="spellStart"/>
+      <w:r>
+        <w:t>FastConformer</w:t>
+      </w:r>
+      <w:proofErr w:type="spellEnd"/>
+      <w:r>
+        <w:t>-Hybrid PCD Large (</w:t>
+      </w:r>
+      <w:proofErr w:type="spellStart"/>
+      <w:r>
+        <w:t>ar</w:t>
+      </w:r>
+      <w:proofErr w:type="spellEnd"/>
+      <w:r>
+        <w:t>)</w:t>
+      </w:r>
+    </w:p>
+    <w:p>
+      <w:pPr>
+        <w:pStyle w:val="ListParagraph"/>
+        <w:numPr>
+          <w:ilvl w:val="1"/>
+          <w:numId w:val="1"/>
+        </w:numPr>
+        <w:spacing w:line="240" w:lineRule="auto"/>
+      </w:pPr>
+      <w:r>
+        <w:t>https://huggingface.co/nvidia/stt_ar_fastconformer_hybrid_large_pcd_v1.0</w:t>
+      </w:r>
+    </w:p>
+    <w:p>
+      <w:pPr>
         <w:pStyle w:val="Heading2"/>
-      </w:pPr>
-      <w:r>
-        <w:t>Edge Cases</w:t>
+        <w:spacing w:before="0" w:line="240" w:lineRule="auto"/>
+      </w:pPr>
+      <w:r>
+        <w:t>Preprocessing</w:t>
       </w:r>
     </w:p>
-    <w:p/>
     <w:p>
       <w:pPr>
+        <w:pStyle w:val="ListParagraph"/>
+        <w:numPr>
+          <w:ilvl w:val="0"/>
+          <w:numId w:val="3"/>
+        </w:numPr>
+        <w:spacing w:line="240" w:lineRule="auto"/>
+      </w:pPr>
+      <w:r>
+        <w:t>None currently</w:t>
+      </w:r>
+    </w:p>
+    <w:p>
+      <w:pPr>
         <w:pStyle w:val="Heading2"/>
-      </w:pPr>
-      <w:r>
-        <w:t>Allignment</w:t>
+        <w:spacing w:before="0" w:line="240" w:lineRule="auto"/>
+      </w:pPr>
+      <w:r>
+        <w:t>Metrics</w:t>
       </w:r>
     </w:p>
-    <w:p/>
+    <w:p>
+      <w:pPr>
+        <w:spacing w:line="240" w:lineRule="auto"/>
+      </w:pPr>
+      <w:r>
+        <w:t>Used metrics:</w:t>
+      </w:r>
+    </w:p>
+    <w:p>
+      <w:pPr>
+        <w:pStyle w:val="ListParagraph"/>
+        <w:numPr>
+          <w:ilvl w:val="0"/>
+          <w:numId w:val="2"/>
+        </w:numPr>
+        <w:spacing w:line="240" w:lineRule="auto"/>
+      </w:pPr>
+      <w:r>
+        <w:t>word error rate</w:t>
+      </w:r>
+    </w:p>
+    <w:p>
+      <w:pPr>
+        <w:pStyle w:val="ListParagraph"/>
+        <w:numPr>
+          <w:ilvl w:val="0"/>
+          <w:numId w:val="2"/>
+        </w:numPr>
+        <w:spacing w:line="240" w:lineRule="auto"/>
+      </w:pPr>
+      <w:r>
+        <w:t>character error rate</w:t>
+      </w:r>
+    </w:p>
+    <w:p>
+      <w:pPr>
+        <w:pStyle w:val="ListParagraph"/>
+        <w:numPr>
+          <w:ilvl w:val="0"/>
+          <w:numId w:val="2"/>
+        </w:numPr>
+        <w:spacing w:line="240" w:lineRule="auto"/>
+      </w:pPr>
+      <w:proofErr w:type="spellStart"/>
+      <w:r>
+        <w:t>L</w:t>
+      </w:r>
+      <w:r>
+        <w:t>evenshtein</w:t>
+      </w:r>
+      <w:proofErr w:type="spellEnd"/>
+      <w:r>
+        <w:t xml:space="preserve"> distance</w:t>
+      </w:r>
+    </w:p>
+    <w:p>
+      <w:pPr>
+        <w:pStyle w:val="Heading2"/>
+        <w:spacing w:before="0" w:line="240" w:lineRule="auto"/>
+      </w:pPr>
+      <w:r>
+        <w:t>Post Processing</w:t>
+      </w:r>
+    </w:p>
+    <w:p>
+      <w:pPr>
+        <w:pStyle w:val="ListParagraph"/>
+        <w:numPr>
+          <w:ilvl w:val="0"/>
+          <w:numId w:val="4"/>
+        </w:numPr>
+        <w:spacing w:line="240" w:lineRule="auto"/>
+      </w:pPr>
+      <w:r>
+        <w:t xml:space="preserve">Some models add diacritics, so </w:t>
+      </w:r>
+      <w:r>
+        <w:t>to be consistent, all</w:t>
+      </w:r>
+      <w:r>
+        <w:t xml:space="preserve"> models’ predictions have been adjusted to remove any diacritics.</w:t>
+      </w:r>
+    </w:p>
+    <w:p>
+      <w:pPr>
+        <w:pStyle w:val="Heading2"/>
+        <w:spacing w:before="0" w:line="240" w:lineRule="auto"/>
+      </w:pPr>
+      <w:r>
+        <w:t>Results 1</w:t>
+      </w:r>
+    </w:p>
+    <w:p>
+      <w:pPr>
+        <w:pStyle w:val="ListParagraph"/>
+        <w:numPr>
+          <w:ilvl w:val="0"/>
+          <w:numId w:val="4"/>
+        </w:numPr>
+      </w:pPr>
+      <w:r>
+        <w:t xml:space="preserve">Testing was done on 50 samples out of </w:t>
+      </w:r>
+      <w:r>
+        <w:t>3585</w:t>
+      </w:r>
+      <w:r>
+        <w:t>, they were randomly sampled based on duration buckets probability distribution.</w:t>
+      </w:r>
+    </w:p>
+    <w:tbl>
+      <w:tblPr>
+        <w:tblStyle w:val="PlainTable3"/>
+        <w:tblW w:w="0" w:type="auto"/>
+        <w:tblLook w:val="04A0" w:firstRow="1" w:lastRow="0" w:firstColumn="1" w:lastColumn="0" w:noHBand="0" w:noVBand="1"/>
+      </w:tblPr>
+      <w:tblGrid>
+        <w:gridCol w:w="3096"/>
+        <w:gridCol w:w="2523"/>
+        <w:gridCol w:w="2524"/>
+        <w:gridCol w:w="2657"/>
+      </w:tblGrid>
+      <w:tr>
+        <w:trPr>
+          <w:cnfStyle w:val="100000000000" w:firstRow="1" w:lastRow="0" w:firstColumn="0" w:lastColumn="0" w:oddVBand="0" w:evenVBand="0" w:oddHBand="0" w:evenHBand="0" w:firstRowFirstColumn="0" w:firstRowLastColumn="0" w:lastRowFirstColumn="0" w:lastRowLastColumn="0"/>
+        </w:trPr>
+        <w:tc>
+          <w:tcPr>
+            <w:cnfStyle w:val="001000000100" w:firstRow="0" w:lastRow="0" w:firstColumn="1" w:lastColumn="0" w:oddVBand="0" w:evenVBand="0" w:oddHBand="0" w:evenHBand="0" w:firstRowFirstColumn="1" w:firstRowLastColumn="0" w:lastRowFirstColumn="0" w:lastRowLastColumn="0"/>
+            <w:tcW w:w="2697" w:type="dxa"/>
+          </w:tcPr>
+          <w:p>
+            <w:r>
+              <w:t>Model / Metric</w:t>
+            </w:r>
+          </w:p>
+        </w:tc>
+        <w:tc>
+          <w:tcPr>
+            <w:tcW w:w="2697" w:type="dxa"/>
+          </w:tcPr>
+          <w:p>
+            <w:pPr>
+              <w:cnfStyle w:val="100000000000" w:firstRow="1" w:lastRow="0" w:firstColumn="0" w:lastColumn="0" w:oddVBand="0" w:evenVBand="0" w:oddHBand="0" w:evenHBand="0" w:firstRowFirstColumn="0" w:firstRowLastColumn="0" w:lastRowFirstColumn="0" w:lastRowLastColumn="0"/>
+            </w:pPr>
+            <w:proofErr w:type="spellStart"/>
+            <w:r>
+              <w:t>wer</w:t>
+            </w:r>
+            <w:proofErr w:type="spellEnd"/>
+            <w:r>
+              <w:t xml:space="preserve"> (%)</w:t>
+            </w:r>
+          </w:p>
+        </w:tc>
+        <w:tc>
+          <w:tcPr>
+            <w:tcW w:w="2698" w:type="dxa"/>
+          </w:tcPr>
+          <w:p>
+            <w:pPr>
+              <w:cnfStyle w:val="100000000000" w:firstRow="1" w:lastRow="0" w:firstColumn="0" w:lastColumn="0" w:oddVBand="0" w:evenVBand="0" w:oddHBand="0" w:evenHBand="0" w:firstRowFirstColumn="0" w:firstRowLastColumn="0" w:lastRowFirstColumn="0" w:lastRowLastColumn="0"/>
+            </w:pPr>
+            <w:proofErr w:type="spellStart"/>
+            <w:r>
+              <w:t>cer</w:t>
+            </w:r>
+            <w:proofErr w:type="spellEnd"/>
+            <w:r>
+              <w:t xml:space="preserve"> (%)</w:t>
+            </w:r>
+          </w:p>
+        </w:tc>
+        <w:tc>
+          <w:tcPr>
+            <w:tcW w:w="2698" w:type="dxa"/>
+          </w:tcPr>
+          <w:p>
+            <w:pPr>
+              <w:cnfStyle w:val="100000000000" w:firstRow="1" w:lastRow="0" w:firstColumn="0" w:lastColumn="0" w:oddVBand="0" w:evenVBand="0" w:oddHBand="0" w:evenHBand="0" w:firstRowFirstColumn="0" w:firstRowLastColumn="0" w:lastRowFirstColumn="0" w:lastRowLastColumn="0"/>
+            </w:pPr>
+            <w:proofErr w:type="spellStart"/>
+            <w:r>
+              <w:t>levenshtein_sim</w:t>
+            </w:r>
+            <w:proofErr w:type="spellEnd"/>
+          </w:p>
+        </w:tc>
+      </w:tr>
+      <w:tr>
+        <w:trPr>
+          <w:cnfStyle w:val="000000100000" w:firstRow="0" w:lastRow="0" w:firstColumn="0" w:lastColumn="0" w:oddVBand="0" w:evenVBand="0" w:oddHBand="1" w:evenHBand="0" w:firstRowFirstColumn="0" w:firstRowLastColumn="0" w:lastRowFirstColumn="0" w:lastRowLastColumn="0"/>
+        </w:trPr>
+        <w:tc>
+          <w:tcPr>
+            <w:cnfStyle w:val="001000000000" w:firstRow="0" w:lastRow="0" w:firstColumn="1" w:lastColumn="0" w:oddVBand="0" w:evenVBand="0" w:oddHBand="0" w:evenHBand="0" w:firstRowFirstColumn="0" w:firstRowLastColumn="0" w:lastRowFirstColumn="0" w:lastRowLastColumn="0"/>
+            <w:tcW w:w="2697" w:type="dxa"/>
+          </w:tcPr>
+          <w:p>
+            <w:r>
+              <w:t>xlsr_53</w:t>
+            </w:r>
+          </w:p>
+          <w:p/>
+        </w:tc>
+        <w:tc>
+          <w:tcPr>
+            <w:tcW w:w="2697" w:type="dxa"/>
+          </w:tcPr>
+          <w:p>
+            <w:pPr>
+              <w:cnfStyle w:val="000000100000" w:firstRow="0" w:lastRow="0" w:firstColumn="0" w:lastColumn="0" w:oddVBand="0" w:evenVBand="0" w:oddHBand="1" w:evenHBand="0" w:firstRowFirstColumn="0" w:firstRowLastColumn="0" w:lastRowFirstColumn="0" w:lastRowLastColumn="0"/>
+            </w:pPr>
+            <w:r>
+              <w:t>80.681</w:t>
+            </w:r>
+          </w:p>
+        </w:tc>
+        <w:tc>
+          <w:tcPr>
+            <w:tcW w:w="2698" w:type="dxa"/>
+          </w:tcPr>
+          <w:p>
+            <w:pPr>
+              <w:cnfStyle w:val="000000100000" w:firstRow="0" w:lastRow="0" w:firstColumn="0" w:lastColumn="0" w:oddVBand="0" w:evenVBand="0" w:oddHBand="1" w:evenHBand="0" w:firstRowFirstColumn="0" w:firstRowLastColumn="0" w:lastRowFirstColumn="0" w:lastRowLastColumn="0"/>
+            </w:pPr>
+            <w:r>
+              <w:t>35.2</w:t>
+            </w:r>
+          </w:p>
+        </w:tc>
+        <w:tc>
+          <w:tcPr>
+            <w:tcW w:w="2698" w:type="dxa"/>
+          </w:tcPr>
+          <w:p>
+            <w:pPr>
+              <w:cnfStyle w:val="000000100000" w:firstRow="0" w:lastRow="0" w:firstColumn="0" w:lastColumn="0" w:oddVBand="0" w:evenVBand="0" w:oddHBand="1" w:evenHBand="0" w:firstRowFirstColumn="0" w:firstRowLastColumn="0" w:lastRowFirstColumn="0" w:lastRowLastColumn="0"/>
+            </w:pPr>
+            <w:r>
+              <w:t>0.622</w:t>
+            </w:r>
+          </w:p>
+        </w:tc>
+      </w:tr>
+      <w:tr>
+        <w:tc>
+          <w:tcPr>
+            <w:cnfStyle w:val="001000000000" w:firstRow="0" w:lastRow="0" w:firstColumn="1" w:lastColumn="0" w:oddVBand="0" w:evenVBand="0" w:oddHBand="0" w:evenHBand="0" w:firstRowFirstColumn="0" w:firstRowLastColumn="0" w:lastRowFirstColumn="0" w:lastRowLastColumn="0"/>
+            <w:tcW w:w="2697" w:type="dxa"/>
+          </w:tcPr>
+          <w:p>
+            <w:r>
+              <w:t>whisper_v2</w:t>
+            </w:r>
+          </w:p>
+          <w:p/>
+        </w:tc>
+        <w:tc>
+          <w:tcPr>
+            <w:tcW w:w="2697" w:type="dxa"/>
+          </w:tcPr>
+          <w:p>
+            <w:pPr>
+              <w:cnfStyle w:val="000000000000" w:firstRow="0" w:lastRow="0" w:firstColumn="0" w:lastColumn="0" w:oddVBand="0" w:evenVBand="0" w:oddHBand="0" w:evenHBand="0" w:firstRowFirstColumn="0" w:firstRowLastColumn="0" w:lastRowFirstColumn="0" w:lastRowLastColumn="0"/>
+            </w:pPr>
+            <w:r>
+              <w:t>72.401</w:t>
+            </w:r>
+          </w:p>
+        </w:tc>
+        <w:tc>
+          <w:tcPr>
+            <w:tcW w:w="2698" w:type="dxa"/>
+          </w:tcPr>
+          <w:p>
+            <w:pPr>
+              <w:cnfStyle w:val="000000000000" w:firstRow="0" w:lastRow="0" w:firstColumn="0" w:lastColumn="0" w:oddVBand="0" w:evenVBand="0" w:oddHBand="0" w:evenHBand="0" w:firstRowFirstColumn="0" w:firstRowLastColumn="0" w:lastRowFirstColumn="0" w:lastRowLastColumn="0"/>
+            </w:pPr>
+            <w:r>
+              <w:t>53.462</w:t>
+            </w:r>
+          </w:p>
+        </w:tc>
+        <w:tc>
+          <w:tcPr>
+            <w:tcW w:w="2698" w:type="dxa"/>
+          </w:tcPr>
+          <w:p>
+            <w:pPr>
+              <w:cnfStyle w:val="000000000000" w:firstRow="0" w:lastRow="0" w:firstColumn="0" w:lastColumn="0" w:oddVBand="0" w:evenVBand="0" w:oddHBand="0" w:evenHBand="0" w:firstRowFirstColumn="0" w:firstRowLastColumn="0" w:lastRowFirstColumn="0" w:lastRowLastColumn="0"/>
+            </w:pPr>
+            <w:r>
+              <w:t>0.709</w:t>
+            </w:r>
+          </w:p>
+        </w:tc>
+      </w:tr>
+      <w:tr>
+        <w:trPr>
+          <w:cnfStyle w:val="000000100000" w:firstRow="0" w:lastRow="0" w:firstColumn="0" w:lastColumn="0" w:oddVBand="0" w:evenVBand="0" w:oddHBand="1" w:evenHBand="0" w:firstRowFirstColumn="0" w:firstRowLastColumn="0" w:lastRowFirstColumn="0" w:lastRowLastColumn="0"/>
+        </w:trPr>
+        <w:tc>
+          <w:tcPr>
+            <w:cnfStyle w:val="001000000000" w:firstRow="0" w:lastRow="0" w:firstColumn="1" w:lastColumn="0" w:oddVBand="0" w:evenVBand="0" w:oddHBand="0" w:evenHBand="0" w:firstRowFirstColumn="0" w:firstRowLastColumn="0" w:lastRowFirstColumn="0" w:lastRowLastColumn="0"/>
+            <w:tcW w:w="2697" w:type="dxa"/>
+          </w:tcPr>
+          <w:p>
+            <w:r>
+              <w:t>whisper_v3</w:t>
+            </w:r>
+          </w:p>
+          <w:p/>
+        </w:tc>
+        <w:tc>
+          <w:tcPr>
+            <w:tcW w:w="2697" w:type="dxa"/>
+          </w:tcPr>
+          <w:p>
+            <w:pPr>
+              <w:cnfStyle w:val="000000100000" w:firstRow="0" w:lastRow="0" w:firstColumn="0" w:lastColumn="0" w:oddVBand="0" w:evenVBand="0" w:oddHBand="1" w:evenHBand="0" w:firstRowFirstColumn="0" w:firstRowLastColumn="0" w:lastRowFirstColumn="0" w:lastRowLastColumn="0"/>
+            </w:pPr>
+            <w:r>
+              <w:t>61.362</w:t>
+            </w:r>
+          </w:p>
+        </w:tc>
+        <w:tc>
+          <w:tcPr>
+            <w:tcW w:w="2698" w:type="dxa"/>
+          </w:tcPr>
+          <w:p>
+            <w:pPr>
+              <w:cnfStyle w:val="000000100000" w:firstRow="0" w:lastRow="0" w:firstColumn="0" w:lastColumn="0" w:oddVBand="0" w:evenVBand="0" w:oddHBand="1" w:evenHBand="0" w:firstRowFirstColumn="0" w:firstRowLastColumn="0" w:lastRowFirstColumn="0" w:lastRowLastColumn="0"/>
+            </w:pPr>
+            <w:r>
+              <w:t>39.735</w:t>
+            </w:r>
+          </w:p>
+        </w:tc>
+        <w:tc>
+          <w:tcPr>
+            <w:tcW w:w="2698" w:type="dxa"/>
+          </w:tcPr>
+          <w:p>
+            <w:pPr>
+              <w:cnfStyle w:val="000000100000" w:firstRow="0" w:lastRow="0" w:firstColumn="0" w:lastColumn="0" w:oddVBand="0" w:evenVBand="0" w:oddHBand="1" w:evenHBand="0" w:firstRowFirstColumn="0" w:firstRowLastColumn="0" w:lastRowFirstColumn="0" w:lastRowLastColumn="0"/>
+            </w:pPr>
+            <w:r>
+              <w:t>0.794</w:t>
+            </w:r>
+          </w:p>
+        </w:tc>
+      </w:tr>
+      <w:tr>
+        <w:tc>
+          <w:tcPr>
+            <w:cnfStyle w:val="001000000000" w:firstRow="0" w:lastRow="0" w:firstColumn="1" w:lastColumn="0" w:oddVBand="0" w:evenVBand="0" w:oddHBand="0" w:evenHBand="0" w:firstRowFirstColumn="0" w:firstRowLastColumn="0" w:lastRowFirstColumn="0" w:lastRowLastColumn="0"/>
+            <w:tcW w:w="2697" w:type="dxa"/>
+          </w:tcPr>
+          <w:p>
+            <w:r>
+              <w:t>seamless_m4t</w:t>
+            </w:r>
+          </w:p>
+          <w:p/>
+        </w:tc>
+        <w:tc>
+          <w:tcPr>
+            <w:tcW w:w="2697" w:type="dxa"/>
+          </w:tcPr>
+          <w:p>
+            <w:pPr>
+              <w:cnfStyle w:val="000000000000" w:firstRow="0" w:lastRow="0" w:firstColumn="0" w:lastColumn="0" w:oddVBand="0" w:evenVBand="0" w:oddHBand="0" w:evenHBand="0" w:firstRowFirstColumn="0" w:firstRowLastColumn="0" w:lastRowFirstColumn="0" w:lastRowLastColumn="0"/>
+            </w:pPr>
+            <w:r>
+              <w:t>87.672</w:t>
+            </w:r>
+          </w:p>
+        </w:tc>
+        <w:tc>
+          <w:tcPr>
+            <w:tcW w:w="2698" w:type="dxa"/>
+          </w:tcPr>
+          <w:p>
+            <w:pPr>
+              <w:cnfStyle w:val="000000000000" w:firstRow="0" w:lastRow="0" w:firstColumn="0" w:lastColumn="0" w:oddVBand="0" w:evenVBand="0" w:oddHBand="0" w:evenHBand="0" w:firstRowFirstColumn="0" w:firstRowLastColumn="0" w:lastRowFirstColumn="0" w:lastRowLastColumn="0"/>
+            </w:pPr>
+            <w:r>
+              <w:t>57.121</w:t>
+            </w:r>
+          </w:p>
+        </w:tc>
+        <w:tc>
+          <w:tcPr>
+            <w:tcW w:w="2698" w:type="dxa"/>
+          </w:tcPr>
+          <w:p>
+            <w:pPr>
+              <w:cnfStyle w:val="000000000000" w:firstRow="0" w:lastRow="0" w:firstColumn="0" w:lastColumn="0" w:oddVBand="0" w:evenVBand="0" w:oddHBand="0" w:evenHBand="0" w:firstRowFirstColumn="0" w:firstRowLastColumn="0" w:lastRowFirstColumn="0" w:lastRowLastColumn="0"/>
+            </w:pPr>
+            <w:r>
+              <w:t>0.746</w:t>
+            </w:r>
+          </w:p>
+        </w:tc>
+      </w:tr>
+      <w:tr>
+        <w:trPr>
+          <w:cnfStyle w:val="000000100000" w:firstRow="0" w:lastRow="0" w:firstColumn="0" w:lastColumn="0" w:oddVBand="0" w:evenVBand="0" w:oddHBand="1" w:evenHBand="0" w:firstRowFirstColumn="0" w:firstRowLastColumn="0" w:lastRowFirstColumn="0" w:lastRowLastColumn="0"/>
+        </w:trPr>
+        <w:tc>
+          <w:tcPr>
+            <w:cnfStyle w:val="001000000000" w:firstRow="0" w:lastRow="0" w:firstColumn="1" w:lastColumn="0" w:oddVBand="0" w:evenVBand="0" w:oddHBand="0" w:evenHBand="0" w:firstRowFirstColumn="0" w:firstRowLastColumn="0" w:lastRowFirstColumn="0" w:lastRowLastColumn="0"/>
+            <w:tcW w:w="2697" w:type="dxa"/>
+          </w:tcPr>
+          <w:p>
+            <w:r>
+              <w:t>w2v_ber</w:t>
+            </w:r>
+            <w:r>
+              <w:t>t</w:t>
+            </w:r>
+          </w:p>
+          <w:p/>
+        </w:tc>
+        <w:tc>
+          <w:tcPr>
+            <w:tcW w:w="2697" w:type="dxa"/>
+          </w:tcPr>
+          <w:p>
+            <w:pPr>
+              <w:cnfStyle w:val="000000100000" w:firstRow="0" w:lastRow="0" w:firstColumn="0" w:lastColumn="0" w:oddVBand="0" w:evenVBand="0" w:oddHBand="1" w:evenHBand="0" w:firstRowFirstColumn="0" w:firstRowLastColumn="0" w:lastRowFirstColumn="0" w:lastRowLastColumn="0"/>
+            </w:pPr>
+            <w:r>
+              <w:t>78.841</w:t>
+            </w:r>
+          </w:p>
+        </w:tc>
+        <w:tc>
+          <w:tcPr>
+            <w:tcW w:w="2698" w:type="dxa"/>
+          </w:tcPr>
+          <w:p>
+            <w:pPr>
+              <w:cnfStyle w:val="000000100000" w:firstRow="0" w:lastRow="0" w:firstColumn="0" w:lastColumn="0" w:oddVBand="0" w:evenVBand="0" w:oddHBand="1" w:evenHBand="0" w:firstRowFirstColumn="0" w:firstRowLastColumn="0" w:lastRowFirstColumn="0" w:lastRowLastColumn="0"/>
+            </w:pPr>
+            <w:r>
+              <w:t>30.115</w:t>
+            </w:r>
+          </w:p>
+        </w:tc>
+        <w:tc>
+          <w:tcPr>
+            <w:tcW w:w="2698" w:type="dxa"/>
+          </w:tcPr>
+          <w:p>
+            <w:pPr>
+              <w:cnfStyle w:val="000000100000" w:firstRow="0" w:lastRow="0" w:firstColumn="0" w:lastColumn="0" w:oddVBand="0" w:evenVBand="0" w:oddHBand="1" w:evenHBand="0" w:firstRowFirstColumn="0" w:firstRowLastColumn="0" w:lastRowFirstColumn="0" w:lastRowLastColumn="0"/>
+            </w:pPr>
+            <w:r>
+              <w:t>0.699</w:t>
+            </w:r>
+          </w:p>
+        </w:tc>
+      </w:tr>
+      <w:tr>
+        <w:tc>
+          <w:tcPr>
+            <w:cnfStyle w:val="001000000000" w:firstRow="0" w:lastRow="0" w:firstColumn="1" w:lastColumn="0" w:oddVBand="0" w:evenVBand="0" w:oddHBand="0" w:evenHBand="0" w:firstRowFirstColumn="0" w:firstRowLastColumn="0" w:lastRowFirstColumn="0" w:lastRowLastColumn="0"/>
+            <w:tcW w:w="2697" w:type="dxa"/>
+          </w:tcPr>
+          <w:p>
+            <w:r>
+              <w:t>fastconformer_nvidi</w:t>
+            </w:r>
+            <w:r>
+              <w:t>a</w:t>
+            </w:r>
+          </w:p>
+        </w:tc>
+        <w:tc>
+          <w:tcPr>
+            <w:tcW w:w="2697" w:type="dxa"/>
+          </w:tcPr>
+          <w:p>
+            <w:pPr>
+              <w:cnfStyle w:val="000000000000" w:firstRow="0" w:lastRow="0" w:firstColumn="0" w:lastColumn="0" w:oddVBand="0" w:evenVBand="0" w:oddHBand="0" w:evenHBand="0" w:firstRowFirstColumn="0" w:firstRowLastColumn="0" w:lastRowFirstColumn="0" w:lastRowLastColumn="0"/>
+            </w:pPr>
+            <w:r>
+              <w:t>45.078</w:t>
+            </w:r>
+          </w:p>
+        </w:tc>
+        <w:tc>
+          <w:tcPr>
+            <w:tcW w:w="2698" w:type="dxa"/>
+          </w:tcPr>
+          <w:p>
+            <w:pPr>
+              <w:cnfStyle w:val="000000000000" w:firstRow="0" w:lastRow="0" w:firstColumn="0" w:lastColumn="0" w:oddVBand="0" w:evenVBand="0" w:oddHBand="0" w:evenHBand="0" w:firstRowFirstColumn="0" w:firstRowLastColumn="0" w:lastRowFirstColumn="0" w:lastRowLastColumn="0"/>
+            </w:pPr>
+            <w:r>
+              <w:t>17.385</w:t>
+            </w:r>
+          </w:p>
+        </w:tc>
+        <w:tc>
+          <w:tcPr>
+            <w:tcW w:w="2698" w:type="dxa"/>
+          </w:tcPr>
+          <w:p>
+            <w:pPr>
+              <w:cnfStyle w:val="000000000000" w:firstRow="0" w:lastRow="0" w:firstColumn="0" w:lastColumn="0" w:oddVBand="0" w:evenVBand="0" w:oddHBand="0" w:evenHBand="0" w:firstRowFirstColumn="0" w:firstRowLastColumn="0" w:lastRowFirstColumn="0" w:lastRowLastColumn="0"/>
+            </w:pPr>
+            <w:r>
+              <w:t>0.805</w:t>
+            </w:r>
+          </w:p>
+        </w:tc>
+      </w:tr>
+    </w:tbl>
+    <w:p>
+      <w:pPr>
+        <w:spacing w:line="240" w:lineRule="auto"/>
+      </w:pPr>
+    </w:p>
     <w:sectPr>
       <w:pgSz w:w="12240" w:h="15840"/>
       <w:pgMar w:top="720" w:right="720" w:bottom="720" w:left="720" w:header="720" w:footer="720" w:gutter="0"/>
@@ -54,6 +806,475 @@
     </w:sectPr>
   </w:body>
 </w:document>
+</file>
+
+<file path=word/numbering.xml><?xml version="1.0" encoding="utf-8"?>
+<w:numbering xmlns:wpc="http://schemas.microsoft.com/office/word/2010/wordprocessingCanvas" xmlns:cx="http://schemas.microsoft.com/office/drawing/2014/chartex" xmlns:cx1="http://schemas.microsoft.com/office/drawing/2015/9/8/chartex" xmlns:cx2="http://schemas.microsoft.com/office/drawing/2015/10/21/chartex" xmlns:cx3="http://schemas.microsoft.com/office/drawing/2016/5/9/chartex" xmlns:cx4="http://schemas.microsoft.com/office/drawing/2016/5/10/chartex" xmlns:cx5="http://schemas.microsoft.com/office/drawing/2016/5/11/chartex" xmlns:cx6="http://schemas.microsoft.com/office/drawing/2016/5/12/chartex" xmlns:cx7="http://schemas.microsoft.com/office/drawing/2016/5/13/chartex" xmlns:cx8="http://schemas.microsoft.com/office/drawing/2016/5/14/chartex" xmlns:mc="http://schemas.openxmlformats.org/markup-compatibility/2006" xmlns:aink="http://schemas.microsoft.com/office/drawing/2016/ink" xmlns:am3d="http://schemas.microsoft.com/office/drawing/2017/model3d" xmlns:o="urn:schemas-microsoft-com:office:office" xmlns:oel="http://schemas.microsoft.com/office/2019/extlst" xmlns:r="http://schemas.openxmlformats.org/officeDocument/2006/relationships" xmlns:m="http://schemas.openxmlformats.org/officeDocument/2006/math" xmlns:v="urn:schemas-microsoft-com:vml" xmlns:wp14="http://schemas.microsoft.com/office/word/2010/wordprocessingDrawing" xmlns:wp="http://schemas.openxmlformats.org/drawingml/2006/wordprocessingDrawing" xmlns:w10="urn:schemas-microsoft-com:office:word" xmlns:w="http://schemas.openxmlformats.org/wordprocessingml/2006/main" xmlns:w14="http://schemas.microsoft.com/office/word/2010/wordml" xmlns:w15="http://schemas.microsoft.com/office/word/2012/wordml" xmlns:w16cex="http://schemas.microsoft.com/office/word/2018/wordml/cex" xmlns:w16cid="http://schemas.microsoft.com/office/word/2016/wordml/cid" xmlns:w16="http://schemas.microsoft.com/office/word/2018/wordml" xmlns:w16du="http://schemas.microsoft.com/office/word/2023/wordml/word16du" xmlns:w16sdtdh="http://schemas.microsoft.com/office/word/2020/wordml/sdtdatahash" xmlns:w16sdtfl="http://schemas.microsoft.com/office/word/2024/wordml/sdtformatlock" xmlns:w16se="http://schemas.microsoft.com/office/word/2015/wordml/symex" xmlns:wpg="http://schemas.microsoft.com/office/word/2010/wordprocessingGroup" xmlns:wpi="http://schemas.microsoft.com/office/word/2010/wordprocessingInk" xmlns:wne="http://schemas.microsoft.com/office/word/2006/wordml" xmlns:wps="http://schemas.microsoft.com/office/word/2010/wordprocessingShape" mc:Ignorable="w14 w15 w16se w16cid w16 w16cex w16sdtdh w16sdtfl w16du wp14">
+  <w:abstractNum w:abstractNumId="0" w15:restartNumberingAfterBreak="0">
+    <w:nsid w:val="2E3310E6"/>
+    <w:multiLevelType w:val="hybridMultilevel"/>
+    <w:tmpl w:val="CAA4A3C8"/>
+    <w:lvl w:ilvl="0" w:tplc="04090001">
+      <w:start w:val="1"/>
+      <w:numFmt w:val="bullet"/>
+      <w:lvlText w:val=""/>
+      <w:lvlJc w:val="left"/>
+      <w:pPr>
+        <w:ind w:left="720" w:hanging="360"/>
+      </w:pPr>
+      <w:rPr>
+        <w:rFonts w:ascii="Symbol" w:hAnsi="Symbol" w:hint="default"/>
+      </w:rPr>
+    </w:lvl>
+    <w:lvl w:ilvl="1" w:tplc="04090003" w:tentative="1">
+      <w:start w:val="1"/>
+      <w:numFmt w:val="bullet"/>
+      <w:lvlText w:val="o"/>
+      <w:lvlJc w:val="left"/>
+      <w:pPr>
+        <w:ind w:left="1440" w:hanging="360"/>
+      </w:pPr>
+      <w:rPr>
+        <w:rFonts w:ascii="Courier New" w:hAnsi="Courier New" w:cs="Courier New" w:hint="default"/>
+      </w:rPr>
+    </w:lvl>
+    <w:lvl w:ilvl="2" w:tplc="04090005" w:tentative="1">
+      <w:start w:val="1"/>
+      <w:numFmt w:val="bullet"/>
+      <w:lvlText w:val=""/>
+      <w:lvlJc w:val="left"/>
+      <w:pPr>
+        <w:ind w:left="2160" w:hanging="360"/>
+      </w:pPr>
+      <w:rPr>
+        <w:rFonts w:ascii="Wingdings" w:hAnsi="Wingdings" w:hint="default"/>
+      </w:rPr>
+    </w:lvl>
+    <w:lvl w:ilvl="3" w:tplc="04090001" w:tentative="1">
+      <w:start w:val="1"/>
+      <w:numFmt w:val="bullet"/>
+      <w:lvlText w:val=""/>
+      <w:lvlJc w:val="left"/>
+      <w:pPr>
+        <w:ind w:left="2880" w:hanging="360"/>
+      </w:pPr>
+      <w:rPr>
+        <w:rFonts w:ascii="Symbol" w:hAnsi="Symbol" w:hint="default"/>
+      </w:rPr>
+    </w:lvl>
+    <w:lvl w:ilvl="4" w:tplc="04090003" w:tentative="1">
+      <w:start w:val="1"/>
+      <w:numFmt w:val="bullet"/>
+      <w:lvlText w:val="o"/>
+      <w:lvlJc w:val="left"/>
+      <w:pPr>
+        <w:ind w:left="3600" w:hanging="360"/>
+      </w:pPr>
+      <w:rPr>
+        <w:rFonts w:ascii="Courier New" w:hAnsi="Courier New" w:cs="Courier New" w:hint="default"/>
+      </w:rPr>
+    </w:lvl>
+    <w:lvl w:ilvl="5" w:tplc="04090005" w:tentative="1">
+      <w:start w:val="1"/>
+      <w:numFmt w:val="bullet"/>
+      <w:lvlText w:val=""/>
+      <w:lvlJc w:val="left"/>
+      <w:pPr>
+        <w:ind w:left="4320" w:hanging="360"/>
+      </w:pPr>
+      <w:rPr>
+        <w:rFonts w:ascii="Wingdings" w:hAnsi="Wingdings" w:hint="default"/>
+      </w:rPr>
+    </w:lvl>
+    <w:lvl w:ilvl="6" w:tplc="04090001" w:tentative="1">
+      <w:start w:val="1"/>
+      <w:numFmt w:val="bullet"/>
+      <w:lvlText w:val=""/>
+      <w:lvlJc w:val="left"/>
+      <w:pPr>
+        <w:ind w:left="5040" w:hanging="360"/>
+      </w:pPr>
+      <w:rPr>
+        <w:rFonts w:ascii="Symbol" w:hAnsi="Symbol" w:hint="default"/>
+      </w:rPr>
+    </w:lvl>
+    <w:lvl w:ilvl="7" w:tplc="04090003" w:tentative="1">
+      <w:start w:val="1"/>
+      <w:numFmt w:val="bullet"/>
+      <w:lvlText w:val="o"/>
+      <w:lvlJc w:val="left"/>
+      <w:pPr>
+        <w:ind w:left="5760" w:hanging="360"/>
+      </w:pPr>
+      <w:rPr>
+        <w:rFonts w:ascii="Courier New" w:hAnsi="Courier New" w:cs="Courier New" w:hint="default"/>
+      </w:rPr>
+    </w:lvl>
+    <w:lvl w:ilvl="8" w:tplc="04090005" w:tentative="1">
+      <w:start w:val="1"/>
+      <w:numFmt w:val="bullet"/>
+      <w:lvlText w:val=""/>
+      <w:lvlJc w:val="left"/>
+      <w:pPr>
+        <w:ind w:left="6480" w:hanging="360"/>
+      </w:pPr>
+      <w:rPr>
+        <w:rFonts w:ascii="Wingdings" w:hAnsi="Wingdings" w:hint="default"/>
+      </w:rPr>
+    </w:lvl>
+  </w:abstractNum>
+  <w:abstractNum w:abstractNumId="1" w15:restartNumberingAfterBreak="0">
+    <w:nsid w:val="42C82454"/>
+    <w:multiLevelType w:val="hybridMultilevel"/>
+    <w:tmpl w:val="E3C0F1CC"/>
+    <w:lvl w:ilvl="0" w:tplc="04090001">
+      <w:start w:val="1"/>
+      <w:numFmt w:val="bullet"/>
+      <w:lvlText w:val=""/>
+      <w:lvlJc w:val="left"/>
+      <w:pPr>
+        <w:ind w:left="720" w:hanging="360"/>
+      </w:pPr>
+      <w:rPr>
+        <w:rFonts w:ascii="Symbol" w:hAnsi="Symbol" w:hint="default"/>
+      </w:rPr>
+    </w:lvl>
+    <w:lvl w:ilvl="1" w:tplc="04090005">
+      <w:start w:val="1"/>
+      <w:numFmt w:val="bullet"/>
+      <w:lvlText w:val=""/>
+      <w:lvlJc w:val="left"/>
+      <w:pPr>
+        <w:ind w:left="1440" w:hanging="360"/>
+      </w:pPr>
+      <w:rPr>
+        <w:rFonts w:ascii="Wingdings" w:hAnsi="Wingdings" w:hint="default"/>
+      </w:rPr>
+    </w:lvl>
+    <w:lvl w:ilvl="2" w:tplc="04090005" w:tentative="1">
+      <w:start w:val="1"/>
+      <w:numFmt w:val="bullet"/>
+      <w:lvlText w:val=""/>
+      <w:lvlJc w:val="left"/>
+      <w:pPr>
+        <w:ind w:left="2160" w:hanging="360"/>
+      </w:pPr>
+      <w:rPr>
+        <w:rFonts w:ascii="Wingdings" w:hAnsi="Wingdings" w:hint="default"/>
+      </w:rPr>
+    </w:lvl>
+    <w:lvl w:ilvl="3" w:tplc="04090001" w:tentative="1">
+      <w:start w:val="1"/>
+      <w:numFmt w:val="bullet"/>
+      <w:lvlText w:val=""/>
+      <w:lvlJc w:val="left"/>
+      <w:pPr>
+        <w:ind w:left="2880" w:hanging="360"/>
+      </w:pPr>
+      <w:rPr>
+        <w:rFonts w:ascii="Symbol" w:hAnsi="Symbol" w:hint="default"/>
+      </w:rPr>
+    </w:lvl>
+    <w:lvl w:ilvl="4" w:tplc="04090003" w:tentative="1">
+      <w:start w:val="1"/>
+      <w:numFmt w:val="bullet"/>
+      <w:lvlText w:val="o"/>
+      <w:lvlJc w:val="left"/>
+      <w:pPr>
+        <w:ind w:left="3600" w:hanging="360"/>
+      </w:pPr>
+      <w:rPr>
+        <w:rFonts w:ascii="Courier New" w:hAnsi="Courier New" w:cs="Courier New" w:hint="default"/>
+      </w:rPr>
+    </w:lvl>
+    <w:lvl w:ilvl="5" w:tplc="04090005" w:tentative="1">
+      <w:start w:val="1"/>
+      <w:numFmt w:val="bullet"/>
+      <w:lvlText w:val=""/>
+      <w:lvlJc w:val="left"/>
+      <w:pPr>
+        <w:ind w:left="4320" w:hanging="360"/>
+      </w:pPr>
+      <w:rPr>
+        <w:rFonts w:ascii="Wingdings" w:hAnsi="Wingdings" w:hint="default"/>
+      </w:rPr>
+    </w:lvl>
+    <w:lvl w:ilvl="6" w:tplc="04090001" w:tentative="1">
+      <w:start w:val="1"/>
+      <w:numFmt w:val="bullet"/>
+      <w:lvlText w:val=""/>
+      <w:lvlJc w:val="left"/>
+      <w:pPr>
+        <w:ind w:left="5040" w:hanging="360"/>
+      </w:pPr>
+      <w:rPr>
+        <w:rFonts w:ascii="Symbol" w:hAnsi="Symbol" w:hint="default"/>
+      </w:rPr>
+    </w:lvl>
+    <w:lvl w:ilvl="7" w:tplc="04090003" w:tentative="1">
+      <w:start w:val="1"/>
+      <w:numFmt w:val="bullet"/>
+      <w:lvlText w:val="o"/>
+      <w:lvlJc w:val="left"/>
+      <w:pPr>
+        <w:ind w:left="5760" w:hanging="360"/>
+      </w:pPr>
+      <w:rPr>
+        <w:rFonts w:ascii="Courier New" w:hAnsi="Courier New" w:cs="Courier New" w:hint="default"/>
+      </w:rPr>
+    </w:lvl>
+    <w:lvl w:ilvl="8" w:tplc="04090005" w:tentative="1">
+      <w:start w:val="1"/>
+      <w:numFmt w:val="bullet"/>
+      <w:lvlText w:val=""/>
+      <w:lvlJc w:val="left"/>
+      <w:pPr>
+        <w:ind w:left="6480" w:hanging="360"/>
+      </w:pPr>
+      <w:rPr>
+        <w:rFonts w:ascii="Wingdings" w:hAnsi="Wingdings" w:hint="default"/>
+      </w:rPr>
+    </w:lvl>
+  </w:abstractNum>
+  <w:abstractNum w:abstractNumId="2" w15:restartNumberingAfterBreak="0">
+    <w:nsid w:val="47E55FFE"/>
+    <w:multiLevelType w:val="hybridMultilevel"/>
+    <w:tmpl w:val="5C024ADE"/>
+    <w:lvl w:ilvl="0" w:tplc="04090001">
+      <w:start w:val="1"/>
+      <w:numFmt w:val="bullet"/>
+      <w:lvlText w:val=""/>
+      <w:lvlJc w:val="left"/>
+      <w:pPr>
+        <w:ind w:left="720" w:hanging="360"/>
+      </w:pPr>
+      <w:rPr>
+        <w:rFonts w:ascii="Symbol" w:hAnsi="Symbol" w:hint="default"/>
+      </w:rPr>
+    </w:lvl>
+    <w:lvl w:ilvl="1" w:tplc="04090003" w:tentative="1">
+      <w:start w:val="1"/>
+      <w:numFmt w:val="bullet"/>
+      <w:lvlText w:val="o"/>
+      <w:lvlJc w:val="left"/>
+      <w:pPr>
+        <w:ind w:left="1440" w:hanging="360"/>
+      </w:pPr>
+      <w:rPr>
+        <w:rFonts w:ascii="Courier New" w:hAnsi="Courier New" w:cs="Courier New" w:hint="default"/>
+      </w:rPr>
+    </w:lvl>
+    <w:lvl w:ilvl="2" w:tplc="04090005" w:tentative="1">
+      <w:start w:val="1"/>
+      <w:numFmt w:val="bullet"/>
+      <w:lvlText w:val=""/>
+      <w:lvlJc w:val="left"/>
+      <w:pPr>
+        <w:ind w:left="2160" w:hanging="360"/>
+      </w:pPr>
+      <w:rPr>
+        <w:rFonts w:ascii="Wingdings" w:hAnsi="Wingdings" w:hint="default"/>
+      </w:rPr>
+    </w:lvl>
+    <w:lvl w:ilvl="3" w:tplc="04090001" w:tentative="1">
+      <w:start w:val="1"/>
+      <w:numFmt w:val="bullet"/>
+      <w:lvlText w:val=""/>
+      <w:lvlJc w:val="left"/>
+      <w:pPr>
+        <w:ind w:left="2880" w:hanging="360"/>
+      </w:pPr>
+      <w:rPr>
+        <w:rFonts w:ascii="Symbol" w:hAnsi="Symbol" w:hint="default"/>
+      </w:rPr>
+    </w:lvl>
+    <w:lvl w:ilvl="4" w:tplc="04090003" w:tentative="1">
+      <w:start w:val="1"/>
+      <w:numFmt w:val="bullet"/>
+      <w:lvlText w:val="o"/>
+      <w:lvlJc w:val="left"/>
+      <w:pPr>
+        <w:ind w:left="3600" w:hanging="360"/>
+      </w:pPr>
+      <w:rPr>
+        <w:rFonts w:ascii="Courier New" w:hAnsi="Courier New" w:cs="Courier New" w:hint="default"/>
+      </w:rPr>
+    </w:lvl>
+    <w:lvl w:ilvl="5" w:tplc="04090005" w:tentative="1">
+      <w:start w:val="1"/>
+      <w:numFmt w:val="bullet"/>
+      <w:lvlText w:val=""/>
+      <w:lvlJc w:val="left"/>
+      <w:pPr>
+        <w:ind w:left="4320" w:hanging="360"/>
+      </w:pPr>
+      <w:rPr>
+        <w:rFonts w:ascii="Wingdings" w:hAnsi="Wingdings" w:hint="default"/>
+      </w:rPr>
+    </w:lvl>
+    <w:lvl w:ilvl="6" w:tplc="04090001" w:tentative="1">
+      <w:start w:val="1"/>
+      <w:numFmt w:val="bullet"/>
+      <w:lvlText w:val=""/>
+      <w:lvlJc w:val="left"/>
+      <w:pPr>
+        <w:ind w:left="5040" w:hanging="360"/>
+      </w:pPr>
+      <w:rPr>
+        <w:rFonts w:ascii="Symbol" w:hAnsi="Symbol" w:hint="default"/>
+      </w:rPr>
+    </w:lvl>
+    <w:lvl w:ilvl="7" w:tplc="04090003" w:tentative="1">
+      <w:start w:val="1"/>
+      <w:numFmt w:val="bullet"/>
+      <w:lvlText w:val="o"/>
+      <w:lvlJc w:val="left"/>
+      <w:pPr>
+        <w:ind w:left="5760" w:hanging="360"/>
+      </w:pPr>
+      <w:rPr>
+        <w:rFonts w:ascii="Courier New" w:hAnsi="Courier New" w:cs="Courier New" w:hint="default"/>
+      </w:rPr>
+    </w:lvl>
+    <w:lvl w:ilvl="8" w:tplc="04090005" w:tentative="1">
+      <w:start w:val="1"/>
+      <w:numFmt w:val="bullet"/>
+      <w:lvlText w:val=""/>
+      <w:lvlJc w:val="left"/>
+      <w:pPr>
+        <w:ind w:left="6480" w:hanging="360"/>
+      </w:pPr>
+      <w:rPr>
+        <w:rFonts w:ascii="Wingdings" w:hAnsi="Wingdings" w:hint="default"/>
+      </w:rPr>
+    </w:lvl>
+  </w:abstractNum>
+  <w:abstractNum w:abstractNumId="3" w15:restartNumberingAfterBreak="0">
+    <w:nsid w:val="670A39CC"/>
+    <w:multiLevelType w:val="hybridMultilevel"/>
+    <w:tmpl w:val="F0441324"/>
+    <w:lvl w:ilvl="0" w:tplc="04090001">
+      <w:start w:val="1"/>
+      <w:numFmt w:val="bullet"/>
+      <w:lvlText w:val=""/>
+      <w:lvlJc w:val="left"/>
+      <w:pPr>
+        <w:ind w:left="720" w:hanging="360"/>
+      </w:pPr>
+      <w:rPr>
+        <w:rFonts w:ascii="Symbol" w:hAnsi="Symbol" w:hint="default"/>
+      </w:rPr>
+    </w:lvl>
+    <w:lvl w:ilvl="1" w:tplc="04090003" w:tentative="1">
+      <w:start w:val="1"/>
+      <w:numFmt w:val="bullet"/>
+      <w:lvlText w:val="o"/>
+      <w:lvlJc w:val="left"/>
+      <w:pPr>
+        <w:ind w:left="1440" w:hanging="360"/>
+      </w:pPr>
+      <w:rPr>
+        <w:rFonts w:ascii="Courier New" w:hAnsi="Courier New" w:cs="Courier New" w:hint="default"/>
+      </w:rPr>
+    </w:lvl>
+    <w:lvl w:ilvl="2" w:tplc="04090005" w:tentative="1">
+      <w:start w:val="1"/>
+      <w:numFmt w:val="bullet"/>
+      <w:lvlText w:val=""/>
+      <w:lvlJc w:val="left"/>
+      <w:pPr>
+        <w:ind w:left="2160" w:hanging="360"/>
+      </w:pPr>
+      <w:rPr>
+        <w:rFonts w:ascii="Wingdings" w:hAnsi="Wingdings" w:hint="default"/>
+      </w:rPr>
+    </w:lvl>
+    <w:lvl w:ilvl="3" w:tplc="04090001" w:tentative="1">
+      <w:start w:val="1"/>
+      <w:numFmt w:val="bullet"/>
+      <w:lvlText w:val=""/>
+      <w:lvlJc w:val="left"/>
+      <w:pPr>
+        <w:ind w:left="2880" w:hanging="360"/>
+      </w:pPr>
+      <w:rPr>
+        <w:rFonts w:ascii="Symbol" w:hAnsi="Symbol" w:hint="default"/>
+      </w:rPr>
+    </w:lvl>
+    <w:lvl w:ilvl="4" w:tplc="04090003" w:tentative="1">
+      <w:start w:val="1"/>
+      <w:numFmt w:val="bullet"/>
+      <w:lvlText w:val="o"/>
+      <w:lvlJc w:val="left"/>
+      <w:pPr>
+        <w:ind w:left="3600" w:hanging="360"/>
+      </w:pPr>
+      <w:rPr>
+        <w:rFonts w:ascii="Courier New" w:hAnsi="Courier New" w:cs="Courier New" w:hint="default"/>
+      </w:rPr>
+    </w:lvl>
+    <w:lvl w:ilvl="5" w:tplc="04090005" w:tentative="1">
+      <w:start w:val="1"/>
+      <w:numFmt w:val="bullet"/>
+      <w:lvlText w:val=""/>
+      <w:lvlJc w:val="left"/>
+      <w:pPr>
+        <w:ind w:left="4320" w:hanging="360"/>
+      </w:pPr>
+      <w:rPr>
+        <w:rFonts w:ascii="Wingdings" w:hAnsi="Wingdings" w:hint="default"/>
+      </w:rPr>
+    </w:lvl>
+    <w:lvl w:ilvl="6" w:tplc="04090001" w:tentative="1">
+      <w:start w:val="1"/>
+      <w:numFmt w:val="bullet"/>
+      <w:lvlText w:val=""/>
+      <w:lvlJc w:val="left"/>
+      <w:pPr>
+        <w:ind w:left="5040" w:hanging="360"/>
+      </w:pPr>
+      <w:rPr>
+        <w:rFonts w:ascii="Symbol" w:hAnsi="Symbol" w:hint="default"/>
+      </w:rPr>
+    </w:lvl>
+    <w:lvl w:ilvl="7" w:tplc="04090003" w:tentative="1">
+      <w:start w:val="1"/>
+      <w:numFmt w:val="bullet"/>
+      <w:lvlText w:val="o"/>
+      <w:lvlJc w:val="left"/>
+      <w:pPr>
+        <w:ind w:left="5760" w:hanging="360"/>
+      </w:pPr>
+      <w:rPr>
+        <w:rFonts w:ascii="Courier New" w:hAnsi="Courier New" w:cs="Courier New" w:hint="default"/>
+      </w:rPr>
+    </w:lvl>
+    <w:lvl w:ilvl="8" w:tplc="04090005" w:tentative="1">
+      <w:start w:val="1"/>
+      <w:numFmt w:val="bullet"/>
+      <w:lvlText w:val=""/>
+      <w:lvlJc w:val="left"/>
+      <w:pPr>
+        <w:ind w:left="6480" w:hanging="360"/>
+      </w:pPr>
+      <w:rPr>
+        <w:rFonts w:ascii="Wingdings" w:hAnsi="Wingdings" w:hint="default"/>
+      </w:rPr>
+    </w:lvl>
+  </w:abstractNum>
+  <w:num w:numId="1" w16cid:durableId="1710766178">
+    <w:abstractNumId w:val="1"/>
+  </w:num>
+  <w:num w:numId="2" w16cid:durableId="1892032765">
+    <w:abstractNumId w:val="2"/>
+  </w:num>
+  <w:num w:numId="3" w16cid:durableId="1695957265">
+    <w:abstractNumId w:val="3"/>
+  </w:num>
+  <w:num w:numId="4" w16cid:durableId="672998793">
+    <w:abstractNumId w:val="0"/>
+  </w:num>
+</w:numbering>
 </file>
 
 <file path=word/styles.xml><?xml version="1.0" encoding="utf-8"?>
@@ -658,7 +1879,6 @@
   <w:style w:type="character" w:default="1" w:styleId="DefaultParagraphFont">
     <w:name w:val="Default Paragraph Font"/>
     <w:uiPriority w:val="1"/>
-    <w:semiHidden/>
     <w:unhideWhenUsed/>
   </w:style>
   <w:style w:type="table" w:default="1" w:styleId="TableNormal">
@@ -970,6 +2190,141 @@
       <w:color w:val="0F4761" w:themeColor="accent1" w:themeShade="BF"/>
       <w:spacing w:val="5"/>
     </w:rPr>
+  </w:style>
+  <w:style w:type="character" w:styleId="Hyperlink">
+    <w:name w:val="Hyperlink"/>
+    <w:basedOn w:val="DefaultParagraphFont"/>
+    <w:uiPriority w:val="99"/>
+    <w:unhideWhenUsed/>
+    <w:rsid w:val="00FE19A4"/>
+    <w:rPr>
+      <w:color w:val="467886" w:themeColor="hyperlink"/>
+      <w:u w:val="single"/>
+    </w:rPr>
+  </w:style>
+  <w:style w:type="character" w:styleId="UnresolvedMention">
+    <w:name w:val="Unresolved Mention"/>
+    <w:basedOn w:val="DefaultParagraphFont"/>
+    <w:uiPriority w:val="99"/>
+    <w:semiHidden/>
+    <w:unhideWhenUsed/>
+    <w:rsid w:val="00FE19A4"/>
+    <w:rPr>
+      <w:color w:val="605E5C"/>
+      <w:shd w:val="clear" w:color="auto" w:fill="E1DFDD"/>
+    </w:rPr>
+  </w:style>
+  <w:style w:type="table" w:styleId="TableGrid">
+    <w:name w:val="Table Grid"/>
+    <w:basedOn w:val="TableNormal"/>
+    <w:uiPriority w:val="39"/>
+    <w:rsid w:val="00022EBA"/>
+    <w:pPr>
+      <w:spacing w:after="0" w:line="240" w:lineRule="auto"/>
+    </w:pPr>
+    <w:tblPr>
+      <w:tblBorders>
+        <w:top w:val="single" w:sz="4" w:space="0" w:color="auto"/>
+        <w:left w:val="single" w:sz="4" w:space="0" w:color="auto"/>
+        <w:bottom w:val="single" w:sz="4" w:space="0" w:color="auto"/>
+        <w:right w:val="single" w:sz="4" w:space="0" w:color="auto"/>
+        <w:insideH w:val="single" w:sz="4" w:space="0" w:color="auto"/>
+        <w:insideV w:val="single" w:sz="4" w:space="0" w:color="auto"/>
+      </w:tblBorders>
+    </w:tblPr>
+  </w:style>
+  <w:style w:type="table" w:styleId="PlainTable3">
+    <w:name w:val="Plain Table 3"/>
+    <w:basedOn w:val="TableNormal"/>
+    <w:uiPriority w:val="43"/>
+    <w:rsid w:val="00191EC6"/>
+    <w:pPr>
+      <w:spacing w:after="0" w:line="240" w:lineRule="auto"/>
+    </w:pPr>
+    <w:tblPr>
+      <w:tblStyleRowBandSize w:val="1"/>
+      <w:tblStyleColBandSize w:val="1"/>
+    </w:tblPr>
+    <w:tblStylePr w:type="firstRow">
+      <w:rPr>
+        <w:b/>
+        <w:bCs/>
+        <w:caps/>
+      </w:rPr>
+      <w:tblPr/>
+      <w:tcPr>
+        <w:tcBorders>
+          <w:bottom w:val="single" w:sz="4" w:space="0" w:color="7F7F7F" w:themeColor="text1" w:themeTint="80"/>
+        </w:tcBorders>
+      </w:tcPr>
+    </w:tblStylePr>
+    <w:tblStylePr w:type="lastRow">
+      <w:rPr>
+        <w:b/>
+        <w:bCs/>
+        <w:caps/>
+      </w:rPr>
+      <w:tblPr/>
+      <w:tcPr>
+        <w:tcBorders>
+          <w:top w:val="nil"/>
+        </w:tcBorders>
+      </w:tcPr>
+    </w:tblStylePr>
+    <w:tblStylePr w:type="firstCol">
+      <w:rPr>
+        <w:b/>
+        <w:bCs/>
+        <w:caps/>
+      </w:rPr>
+      <w:tblPr/>
+      <w:tcPr>
+        <w:tcBorders>
+          <w:right w:val="single" w:sz="4" w:space="0" w:color="7F7F7F" w:themeColor="text1" w:themeTint="80"/>
+        </w:tcBorders>
+      </w:tcPr>
+    </w:tblStylePr>
+    <w:tblStylePr w:type="lastCol">
+      <w:rPr>
+        <w:b/>
+        <w:bCs/>
+        <w:caps/>
+      </w:rPr>
+      <w:tblPr/>
+      <w:tcPr>
+        <w:tcBorders>
+          <w:left w:val="nil"/>
+        </w:tcBorders>
+      </w:tcPr>
+    </w:tblStylePr>
+    <w:tblStylePr w:type="band1Vert">
+      <w:tblPr/>
+      <w:tcPr>
+        <w:shd w:val="clear" w:color="auto" w:fill="F2F2F2" w:themeFill="background1" w:themeFillShade="F2"/>
+      </w:tcPr>
+    </w:tblStylePr>
+    <w:tblStylePr w:type="band1Horz">
+      <w:tblPr/>
+      <w:tcPr>
+        <w:shd w:val="clear" w:color="auto" w:fill="F2F2F2" w:themeFill="background1" w:themeFillShade="F2"/>
+      </w:tcPr>
+    </w:tblStylePr>
+    <w:tblStylePr w:type="neCell">
+      <w:tblPr/>
+      <w:tcPr>
+        <w:tcBorders>
+          <w:left w:val="nil"/>
+        </w:tcBorders>
+      </w:tcPr>
+    </w:tblStylePr>
+    <w:tblStylePr w:type="nwCell">
+      <w:tblPr/>
+      <w:tcPr>
+        <w:tcBorders>
+          <w:right w:val="nil"/>
+        </w:tcBorders>
+      </w:tcPr>
+    </w:tblStylePr>
   </w:style>
 </w:styles>
 </file>
